--- a/公用/天信文档skill/assets/tianxin-report.docx
+++ b/公用/天信文档skill/assets/tianxin-report.docx
@@ -12199,7 +12199,7 @@
       <w:rFonts w:ascii="Times New Roman" w:hAnsi="Times New Roman" w:eastAsia="宋体" w:cs="Times New Roman"/>
       <w:b w:val="0"/>
       <w:i w:val="0"/>
-      <w:color w:val="525252"/>
+      <w:color w:val="1D3A5E"/>
       <w:sz w:val="16"/>
     </w:rPr>
   </w:style>
